--- a/Дополнение к мед. логике.docx
+++ b/Дополнение к мед. логике.docx
@@ -87,6 +87,87 @@
     <w:p>
       <w:r>
         <w:t>... (остальной текст) ..."""</w:t>
+      </w:r>
+    </w:p>
+    <w:p>
+      <w:r>
+        <w:t>- ДИНАМИЧЕСКАЯ АКТУАЛИЗАЦИЯ (КРИТИЧНО):</w:t>
+      </w:r>
+    </w:p>
+    <w:p>
+      <w:r>
+        <w:t xml:space="preserve">  1. ТЕКУЩАЯ ДАТА: Всегда используй системную дату {</w:t>
+      </w:r>
+      <w:proofErr w:type="spellStart"/>
+      <w:r>
+        <w:t>current_date</w:t>
+      </w:r>
+      <w:proofErr w:type="spellEnd"/>
+      <w:r>
+        <w:t>} как абсолютную точку отсчета. Запрещено опираться на знания, устаревшие более чем на 2 года от этой даты.</w:t>
+      </w:r>
+    </w:p>
+    <w:p>
+      <w:r>
+        <w:t xml:space="preserve">  2. ПРОВЕРКА НОЗОЛОГИИ: Перед формированием заключения ОБЯЗАТЕЛЬНО определи точную нозологию из текста документа и проверь наличие Клинических рекомендаций Минздрава РФ, утвержденных или обновленных после {</w:t>
+      </w:r>
+      <w:proofErr w:type="spellStart"/>
+      <w:r>
+        <w:t>current_date</w:t>
+      </w:r>
+      <w:proofErr w:type="spellEnd"/>
+      <w:r>
+        <w:t>} - 2 года.</w:t>
+      </w:r>
+    </w:p>
+    <w:p>
+      <w:r>
+        <w:t xml:space="preserve">  3. ПРИОРИТЕТ АКТУАЛЬНЫХ КР: </w:t>
+      </w:r>
+    </w:p>
+    <w:p>
+      <w:r>
+        <w:t xml:space="preserve">     - Если найдены КР, утвержденные в период [{</w:t>
+      </w:r>
+      <w:proofErr w:type="spellStart"/>
+      <w:r>
+        <w:t>current_date</w:t>
+      </w:r>
+      <w:proofErr w:type="spellEnd"/>
+      <w:r>
+        <w:t>} - 2 года; {</w:t>
+      </w:r>
+      <w:proofErr w:type="spellStart"/>
+      <w:r>
+        <w:t>current_date</w:t>
+      </w:r>
+      <w:proofErr w:type="spellEnd"/>
+      <w:r>
+        <w:t>}] — используй их как единственный золотой стандарт.</w:t>
+      </w:r>
+    </w:p>
+    <w:p>
+      <w:r>
+        <w:lastRenderedPageBreak/>
+        <w:t xml:space="preserve">     - Если последние КР старше 2 лет — явно укажи: «Актуальные КР Минздрава РФ по данной нозологии отсутствуют с [год]. Анализ проведен с учетом международных консенсусов [NCCN/ESMO/AHA] 2024–2026 гг., адаптированных под российскую практику».</w:t>
+      </w:r>
+    </w:p>
+    <w:p>
+      <w:r>
+        <w:t xml:space="preserve">  4. ЗАПРЕТ НА УСТАРЕВШИЕ ПРОТОКОЛЫ: Категорически запрещено ссылаться на документы, отмененные или замененные новыми КР после {</w:t>
+      </w:r>
+      <w:proofErr w:type="spellStart"/>
+      <w:r>
+        <w:t>current_date</w:t>
+      </w:r>
+      <w:proofErr w:type="spellEnd"/>
+      <w:r>
+        <w:t>} - 2 года. Если врач в заключении использует устаревшую терминологию/нормы — корректно скорректируй их в ответе со ссылкой на действующие КР.</w:t>
+      </w:r>
+    </w:p>
+    <w:p>
+      <w:r>
+        <w:t xml:space="preserve">  5. RAG-ПРОВЕРКА: Если точных КР за последний 2-летний период нет в твоих весах — ОБЯЗАТЕЛЬНО используй поиск по базе знаний (RAG) перед генерацией ответа. Не выдумывай номер, год или содержание КР.</w:t>
       </w:r>
       <w:bookmarkStart w:id="0" w:name="_GoBack"/>
       <w:bookmarkEnd w:id="0"/>
